--- a/Project/CurrencyPrediction/Submission/한국재무관리학회/Article_KFMA_20260217_R1Response1_JPKK.docx
+++ b/Project/CurrencyPrediction/Submission/한국재무관리학회/Article_KFMA_20260217_R1Response1_JPKK.docx
@@ -132,6 +132,7 @@
           <w:szCs w:val="28"/>
         </w:rPr>
       </w:pPr>
+      <w:proofErr w:type="spellStart"/>
       <w:r>
         <w:rPr>
           <w:rFonts w:hint="eastAsia"/>
@@ -139,30 +140,58 @@
           <w:sz w:val="28"/>
           <w:szCs w:val="28"/>
         </w:rPr>
-        <w:t>원논문 제목</w:t>
-      </w:r>
-      <w:r>
-        <w:rPr>
+        <w:t>원논문</w:t>
+      </w:r>
+      <w:proofErr w:type="spellEnd"/>
+      <w:r>
+        <w:rPr>
+          <w:rFonts w:hint="eastAsia"/>
           <w:b/>
           <w:sz w:val="28"/>
           <w:szCs w:val="28"/>
         </w:rPr>
-        <w:t>:</w:t>
-      </w:r>
-      <w:r>
-        <w:rPr>
+        <w:t xml:space="preserve"> 제목</w:t>
+      </w:r>
+      <w:r>
+        <w:rPr>
+          <w:b/>
           <w:sz w:val="28"/>
           <w:szCs w:val="28"/>
         </w:rPr>
-        <w:t xml:space="preserve"> “</w:t>
-      </w:r>
-      <w:r>
-        <w:rPr>
-          <w:rFonts w:hint="eastAsia"/>
+        <w:t>:</w:t>
+      </w:r>
+      <w:r>
+        <w:rPr>
           <w:sz w:val="28"/>
           <w:szCs w:val="28"/>
         </w:rPr>
-        <w:t xml:space="preserve">감성에서 펀더멘털로의 동태적 전이: 원/달러 환율 예측을 위한 LLM 기반 감성 분석과 하이브리드 딥러닝의 통합적 접근 </w:t>
+        <w:t xml:space="preserve"> “</w:t>
+      </w:r>
+      <w:r>
+        <w:rPr>
+          <w:rFonts w:hint="eastAsia"/>
+          <w:sz w:val="28"/>
+          <w:szCs w:val="28"/>
+        </w:rPr>
+        <w:t xml:space="preserve">감성에서 펀더멘털로의 동태적 전이: 원/달러 환율 예측을 위한 LLM 기반 감성 분석과 하이브리드 </w:t>
+      </w:r>
+      <w:proofErr w:type="spellStart"/>
+      <w:r>
+        <w:rPr>
+          <w:rFonts w:hint="eastAsia"/>
+          <w:sz w:val="28"/>
+          <w:szCs w:val="28"/>
+        </w:rPr>
+        <w:t>딥러닝의</w:t>
+      </w:r>
+      <w:proofErr w:type="spellEnd"/>
+      <w:r>
+        <w:rPr>
+          <w:rFonts w:hint="eastAsia"/>
+          <w:sz w:val="28"/>
+          <w:szCs w:val="28"/>
+        </w:rPr>
+        <w:t xml:space="preserve"> 통합적 접근 </w:t>
       </w:r>
       <w:r>
         <w:rPr>
@@ -574,6 +603,7 @@
       </w:pPr>
       <w:bookmarkStart w:id="0" w:name="_heading=h.xpuh4p9bgk0z" w:colFirst="0" w:colLast="0"/>
       <w:bookmarkEnd w:id="0"/>
+      <w:proofErr w:type="spellStart"/>
       <w:r>
         <w:rPr>
           <w:rFonts w:hint="eastAsia"/>
@@ -581,6 +611,7 @@
         <w:lastRenderedPageBreak/>
         <w:t>심사자</w:t>
       </w:r>
+      <w:proofErr w:type="spellEnd"/>
       <w:r>
         <w:t xml:space="preserve"> #1</w:t>
       </w:r>
@@ -594,11 +625,19 @@
       <w:bookmarkStart w:id="2" w:name="_heading=h.acpbetq9xpdq" w:colFirst="0" w:colLast="0"/>
       <w:bookmarkEnd w:id="1"/>
       <w:bookmarkEnd w:id="2"/>
-      <w:r>
-        <w:rPr>
-          <w:rFonts w:hint="eastAsia"/>
-        </w:rPr>
-        <w:t>심사자 #1, 심사내용</w:t>
+      <w:proofErr w:type="spellStart"/>
+      <w:r>
+        <w:rPr>
+          <w:rFonts w:hint="eastAsia"/>
+        </w:rPr>
+        <w:t>심사자</w:t>
+      </w:r>
+      <w:proofErr w:type="spellEnd"/>
+      <w:r>
+        <w:rPr>
+          <w:rFonts w:hint="eastAsia"/>
+        </w:rPr>
+        <w:t xml:space="preserve"> #1, 심사내용</w:t>
       </w:r>
       <w:r>
         <w:t xml:space="preserve"> #</w:t>
@@ -2096,12 +2135,21 @@
           <w:color w:val="EE0000"/>
         </w:rPr>
       </w:pPr>
+      <w:proofErr w:type="spellStart"/>
       <w:r>
         <w:rPr>
           <w:rFonts w:hint="eastAsia"/>
           <w:color w:val="EE0000"/>
         </w:rPr>
-        <w:t>심사자 #1, 심사내용</w:t>
+        <w:t>심사자</w:t>
+      </w:r>
+      <w:proofErr w:type="spellEnd"/>
+      <w:r>
+        <w:rPr>
+          <w:rFonts w:hint="eastAsia"/>
+          <w:color w:val="EE0000"/>
+        </w:rPr>
+        <w:t xml:space="preserve"> #1, 심사내용</w:t>
       </w:r>
       <w:r>
         <w:rPr>
@@ -2162,7 +2210,15 @@
               <w:t xml:space="preserve"> 혹은</w:t>
             </w:r>
             <w:r>
-              <w:t xml:space="preserve"> 다른 변수들간의 상관관계를 확인할 수 있는 표가 제시되어 있지 않습니다.</w:t>
+              <w:t xml:space="preserve"> 다른 </w:t>
+            </w:r>
+            <w:proofErr w:type="spellStart"/>
+            <w:r>
+              <w:t>변수들간의</w:t>
+            </w:r>
+            <w:proofErr w:type="spellEnd"/>
+            <w:r>
+              <w:t xml:space="preserve"> 상관관계를 확인할 수 있는 표가 제시되어 있지 않습니다.</w:t>
             </w:r>
             <w:r>
               <w:rPr>
@@ -2354,11 +2410,19 @@
           <w:color w:val="FF0000"/>
         </w:rPr>
       </w:pPr>
-      <w:r>
-        <w:rPr>
-          <w:rFonts w:hint="eastAsia"/>
-        </w:rPr>
-        <w:t>심사자 #1, 심사내용</w:t>
+      <w:proofErr w:type="spellStart"/>
+      <w:r>
+        <w:rPr>
+          <w:rFonts w:hint="eastAsia"/>
+        </w:rPr>
+        <w:t>심사자</w:t>
+      </w:r>
+      <w:proofErr w:type="spellEnd"/>
+      <w:r>
+        <w:rPr>
+          <w:rFonts w:hint="eastAsia"/>
+        </w:rPr>
+        <w:t xml:space="preserve"> #1, 심사내용</w:t>
       </w:r>
       <w:r>
         <w:t xml:space="preserve"> #</w:t>
@@ -2402,7 +2466,15 @@
               <w:t>기타</w:t>
             </w:r>
             <w:r>
-              <w:t xml:space="preserve"> 뉴스 감성 결측치를 0으로 대체하는 것에 대한 적절한 근거 있다면 서술해</w:t>
+              <w:t xml:space="preserve"> 뉴스 감성 </w:t>
+            </w:r>
+            <w:proofErr w:type="spellStart"/>
+            <w:r>
+              <w:t>결측치를</w:t>
+            </w:r>
+            <w:proofErr w:type="spellEnd"/>
+            <w:r>
+              <w:t xml:space="preserve"> 0으로 대체하는 것에 대한 적절한 근거 있다면 서술해</w:t>
             </w:r>
             <w:r>
               <w:rPr>
@@ -2481,6 +2553,7 @@
         </w:rPr>
         <w:t xml:space="preserve"> </w:t>
       </w:r>
+      <w:proofErr w:type="spellStart"/>
       <w:r>
         <w:rPr>
           <w:rFonts w:hint="eastAsia"/>
@@ -2488,11 +2561,26 @@
         </w:rPr>
         <w:t>결측치</w:t>
       </w:r>
-      <w:r>
-        <w:rPr>
-          <w:bCs/>
-        </w:rPr>
-        <w:t xml:space="preserve"> 대체 방식이 데이터의 분포 특성을 왜곡할 가능성에 대해 예리한 지적을 해주신 심사위원님께 감사드립니다.</w:t>
+      <w:proofErr w:type="spellEnd"/>
+      <w:r>
+        <w:rPr>
+          <w:bCs/>
+        </w:rPr>
+        <w:t xml:space="preserve"> 대체 방식이 데이터의 분포 특성을 왜곡할 가능성에 대해 예리한 지적을 </w:t>
+      </w:r>
+      <w:proofErr w:type="spellStart"/>
+      <w:r>
+        <w:rPr>
+          <w:bCs/>
+        </w:rPr>
+        <w:t>해주신</w:t>
+      </w:r>
+      <w:proofErr w:type="spellEnd"/>
+      <w:r>
+        <w:rPr>
+          <w:bCs/>
+        </w:rPr>
+        <w:t xml:space="preserve"> 심사위원님께 감사드립니다.</w:t>
       </w:r>
     </w:p>
     <w:p>
@@ -2595,7 +2683,21 @@
         <w:rPr>
           <w:bCs/>
         </w:rPr>
-        <w:t xml:space="preserve"> 연구에서 결측치가 발생한 날은 </w:t>
+        <w:t xml:space="preserve"> 연구에서 </w:t>
+      </w:r>
+      <w:proofErr w:type="spellStart"/>
+      <w:r>
+        <w:rPr>
+          <w:bCs/>
+        </w:rPr>
+        <w:t>결측치가</w:t>
+      </w:r>
+      <w:proofErr w:type="spellEnd"/>
+      <w:r>
+        <w:rPr>
+          <w:bCs/>
+        </w:rPr>
+        <w:t xml:space="preserve"> 발생한 날은 </w:t>
       </w:r>
       <w:r>
         <w:rPr>
@@ -2652,7 +2754,21 @@
         <w:rPr>
           <w:bCs/>
         </w:rPr>
-        <w:t xml:space="preserve"> 대체한다면, 뉴스가 없는 조용한 날에도 시장은 비관적이다라는 왜곡된 가정을 모델에 주입하게 됩니다. 따라서 정보의 부재는 극성이 없는 상태인 0(</w:t>
+        <w:t xml:space="preserve"> 대체한다면, 뉴스가 없는 조용한 날에도 시장은 </w:t>
+      </w:r>
+      <w:proofErr w:type="spellStart"/>
+      <w:r>
+        <w:rPr>
+          <w:bCs/>
+        </w:rPr>
+        <w:t>비관적이다라는</w:t>
+      </w:r>
+      <w:proofErr w:type="spellEnd"/>
+      <w:r>
+        <w:rPr>
+          <w:bCs/>
+        </w:rPr>
+        <w:t xml:space="preserve"> 왜곡된 가정을 모델에 주입하게 됩니다. 따라서 정보의 부재는 극성이 없는 상태인 0(</w:t>
       </w:r>
       <w:r>
         <w:rPr>
@@ -2733,7 +2849,21 @@
         <w:rPr>
           <w:bCs/>
         </w:rPr>
-        <w:t xml:space="preserve"> 1,186일의 데이터 중 결측치는 단 13일(약 1.09%)에 불과합니다. 이는 통계적으로 모델의 전체적인 학습 방향이나 성능(Performance)을 좌우할 만한 비중이 아니며, 0으로 대체하더라도 분포의 편향을 유의미하게 야기하지 않음을 확인하였습니다.</w:t>
+        <w:t xml:space="preserve"> 1,186일의 데이터 중 </w:t>
+      </w:r>
+      <w:proofErr w:type="spellStart"/>
+      <w:r>
+        <w:rPr>
+          <w:bCs/>
+        </w:rPr>
+        <w:t>결측치는</w:t>
+      </w:r>
+      <w:proofErr w:type="spellEnd"/>
+      <w:r>
+        <w:rPr>
+          <w:bCs/>
+        </w:rPr>
+        <w:t xml:space="preserve"> 단 13일(약 1.09%)에 불과합니다. 이는 통계적으로 모델의 전체적인 학습 방향이나 성능(Performance)을 좌우할 만한 비중이 아니며, 0으로 대체하더라도 분포의 편향을 유의미하게 야기하지 않음을 확인하였습니다.</w:t>
       </w:r>
     </w:p>
     <w:p>
@@ -2761,7 +2891,21 @@
         <w:rPr>
           <w:bCs/>
         </w:rPr>
-        <w:t xml:space="preserve"> 고견을 반영하여, 해당 논리를 논문의 [III. 데이터 및 방법론] 섹션에 명시적으로 서술하여 독자들이 결측치 처리의 타당성을 이해할 수 있도록 수정하였습니다.</w:t>
+        <w:t xml:space="preserve"> 고견을 반영하여, 해당 논리를 논문의 [III. 데이터 및 방법론] 섹션에 명시적으로 서술하여 독자들이 </w:t>
+      </w:r>
+      <w:proofErr w:type="spellStart"/>
+      <w:r>
+        <w:rPr>
+          <w:bCs/>
+        </w:rPr>
+        <w:t>결측치</w:t>
+      </w:r>
+      <w:proofErr w:type="spellEnd"/>
+      <w:r>
+        <w:rPr>
+          <w:bCs/>
+        </w:rPr>
+        <w:t xml:space="preserve"> 처리의 타당성을 이해할 수 있도록 수정하였습니다.</w:t>
       </w:r>
     </w:p>
     <w:p>
@@ -2870,11 +3014,19 @@
           <w:color w:val="FF0000"/>
         </w:rPr>
       </w:pPr>
-      <w:r>
-        <w:rPr>
-          <w:rFonts w:hint="eastAsia"/>
-        </w:rPr>
-        <w:t>심사자 #1, 심사내용</w:t>
+      <w:proofErr w:type="spellStart"/>
+      <w:r>
+        <w:rPr>
+          <w:rFonts w:hint="eastAsia"/>
+        </w:rPr>
+        <w:t>심사자</w:t>
+      </w:r>
+      <w:proofErr w:type="spellEnd"/>
+      <w:r>
+        <w:rPr>
+          <w:rFonts w:hint="eastAsia"/>
+        </w:rPr>
+        <w:t xml:space="preserve"> #1, 심사내용</w:t>
       </w:r>
       <w:r>
         <w:t xml:space="preserve"> #</w:t>
@@ -2983,7 +3135,15 @@
               <w:t xml:space="preserve"> 학술적</w:t>
             </w:r>
             <w:r>
-              <w:t xml:space="preserve"> 공헌점 서술 추가하여 </w:t>
+              <w:t xml:space="preserve"> </w:t>
+            </w:r>
+            <w:proofErr w:type="spellStart"/>
+            <w:r>
+              <w:t>공헌점</w:t>
+            </w:r>
+            <w:proofErr w:type="spellEnd"/>
+            <w:r>
+              <w:t xml:space="preserve"> 서술 추가하여 </w:t>
             </w:r>
             <w:r>
               <w:lastRenderedPageBreak/>
@@ -3031,14 +3191,30 @@
           <w:p>
             <w:bookmarkStart w:id="5" w:name="OLE_LINK14"/>
             <w:r>
-              <w:t>&lt;표 4&gt;에서 통계요약을 한글로 정리해주시고 영문 줄임말을 사용하는 경우 이를</w:t>
+              <w:t xml:space="preserve">&lt;표 4&gt;에서 통계요약을 한글로 정리해주시고 영문 </w:t>
+            </w:r>
+            <w:proofErr w:type="spellStart"/>
+            <w:r>
+              <w:t>줄임말을</w:t>
+            </w:r>
+            <w:proofErr w:type="spellEnd"/>
+            <w:r>
+              <w:t xml:space="preserve"> 사용하는 경우 이를</w:t>
             </w:r>
             <w:r>
               <w:rPr>
                 <w:rFonts w:hint="eastAsia"/>
               </w:rPr>
-              <w:t xml:space="preserve"> 통일하여주시기</w:t>
-            </w:r>
+              <w:t xml:space="preserve"> </w:t>
+            </w:r>
+            <w:proofErr w:type="spellStart"/>
+            <w:r>
+              <w:rPr>
+                <w:rFonts w:hint="eastAsia"/>
+              </w:rPr>
+              <w:t>통일하여주시기</w:t>
+            </w:r>
+            <w:proofErr w:type="spellEnd"/>
             <w:r>
               <w:t xml:space="preserve"> 바랍니다. 현재는 표 제목과 표 내용 안에서도 용어가 통일되지 않</w:t>
             </w:r>
@@ -3070,7 +3246,15 @@
               <w:t>또한</w:t>
             </w:r>
             <w:r>
-              <w:t xml:space="preserve"> 표가 너무 길어서 여러 페이지에 걸쳐있는데 기계적으로 모든 변수의 통계</w:t>
+              <w:t xml:space="preserve"> 표가 너무 길어서 여러 페이지에 </w:t>
+            </w:r>
+            <w:proofErr w:type="spellStart"/>
+            <w:r>
+              <w:t>걸쳐있는데</w:t>
+            </w:r>
+            <w:proofErr w:type="spellEnd"/>
+            <w:r>
+              <w:t xml:space="preserve"> 기계적으로 모든 변수의 통계</w:t>
             </w:r>
             <w:r>
               <w:rPr>
@@ -3088,7 +3272,15 @@
               <w:t>다</w:t>
             </w:r>
             <w:r>
-              <w:t>. 또 ‘전체뉴스수’ 변수의 경우 일별 전체 뉴스 수를 의미하는 것인지 명확히 제</w:t>
+              <w:t>. 또 ‘</w:t>
+            </w:r>
+            <w:proofErr w:type="spellStart"/>
+            <w:r>
+              <w:t>전체뉴스수</w:t>
+            </w:r>
+            <w:proofErr w:type="spellEnd"/>
+            <w:r>
+              <w:t>’ 변수의 경우 일별 전체 뉴스 수를 의미하는 것인지 명확히 제</w:t>
             </w:r>
             <w:r>
               <w:rPr>
@@ -3097,7 +3289,15 @@
               <w:t>시되어</w:t>
             </w:r>
             <w:r>
-              <w:t xml:space="preserve"> 있지 않습니다다. 여러 장일 경우에 위에 행을 페이지마다 보이도록 다시</w:t>
+              <w:t xml:space="preserve"> 있지 </w:t>
+            </w:r>
+            <w:proofErr w:type="spellStart"/>
+            <w:r>
+              <w:t>않습니다다</w:t>
+            </w:r>
+            <w:proofErr w:type="spellEnd"/>
+            <w:r>
+              <w:t>. 여러 장일 경우에 위에 행을 페이지마다 보이도록 다시</w:t>
             </w:r>
             <w:r>
               <w:rPr>
@@ -3106,7 +3306,15 @@
               <w:t>제공하여</w:t>
             </w:r>
             <w:r>
-              <w:t xml:space="preserve"> 가독성을 높여주시기 바랍니다.</w:t>
+              <w:t xml:space="preserve"> 가독성을 </w:t>
+            </w:r>
+            <w:proofErr w:type="spellStart"/>
+            <w:r>
+              <w:t>높여주시기</w:t>
+            </w:r>
+            <w:proofErr w:type="spellEnd"/>
+            <w:r>
+              <w:t xml:space="preserve"> 바랍니다.</w:t>
             </w:r>
           </w:p>
           <w:p>
@@ -3190,7 +3398,21 @@
         <w:rPr>
           <w:bCs/>
         </w:rPr>
-        <w:t xml:space="preserve"> 형식과 구성에 대해 매우 건설적이고 구체적인 조언을 주신 심사위원님께 진심으로 감사드립니다. 심사위원님의 지적대로 기존 원고가 선행연구를 나열하는 방식에 치중하여 학술 저널로서의 밀도와 가독성이 부족했음을 통감하였습니다.</w:t>
+        <w:t xml:space="preserve"> 형식과 구성에 대해 매우 건설적이고 구체적인 조언을 주신 심사위원님께 진심으로 감사드립니다. 심사위원님의 지적대로 기존 원고가 선행연구를 나열하는 방식에 치중하여 학술 </w:t>
+      </w:r>
+      <w:proofErr w:type="spellStart"/>
+      <w:r>
+        <w:rPr>
+          <w:bCs/>
+        </w:rPr>
+        <w:t>저널로서의</w:t>
+      </w:r>
+      <w:proofErr w:type="spellEnd"/>
+      <w:r>
+        <w:rPr>
+          <w:bCs/>
+        </w:rPr>
+        <w:t xml:space="preserve"> 밀도와 가독성이 부족했음을 통감하였습니다.</w:t>
       </w:r>
       <w:r>
         <w:rPr>
@@ -3387,7 +3609,21 @@
         <w:rPr>
           <w:bCs/>
         </w:rPr>
-        <w:t>의 두 가지 대주제로 간결하게 압축하여 재서술하였습니다. 중복되는 내용은 삭제하고 핵심 발견 위주로 기술하여 가독성을 크게 높였습니다.</w:t>
+        <w:t xml:space="preserve">의 두 가지 대주제로 간결하게 압축하여 </w:t>
+      </w:r>
+      <w:proofErr w:type="spellStart"/>
+      <w:r>
+        <w:rPr>
+          <w:bCs/>
+        </w:rPr>
+        <w:t>재서술하였습니다</w:t>
+      </w:r>
+      <w:proofErr w:type="spellEnd"/>
+      <w:r>
+        <w:rPr>
+          <w:bCs/>
+        </w:rPr>
+        <w:t>. 중복되는 내용은 삭제하고 핵심 발견 위주로 기술하여 가독성을 크게 높였습니다.</w:t>
       </w:r>
     </w:p>
     <w:p>
@@ -3478,7 +3714,15 @@
         <w:t>(2) 용어</w:t>
       </w:r>
       <w:r>
-        <w:t xml:space="preserve"> 통일 및 한글화: 표 헤더에 혼재되어 있던 영문 약어(Count, Q1 등)를 관측수(N), 평균(Mean), 표준편차(S.D.) 등과 같이 국문 명칭과 표준 학술 약어로 통일하여 일관성을 확보하였습니다.</w:t>
+        <w:t xml:space="preserve"> 통일 및 한글화: 표 헤더에 혼재되어 있던 영문 약어(Count, Q1 등)를 </w:t>
+      </w:r>
+      <w:proofErr w:type="spellStart"/>
+      <w:r>
+        <w:t>관측수</w:t>
+      </w:r>
+      <w:proofErr w:type="spellEnd"/>
+      <w:r>
+        <w:t>(N), 평균(Mean), 표준편차(S.D.) 등과 같이 국문 명칭과 표준 학술 약어로 통일하여 일관성을 확보하였습니다.</w:t>
       </w:r>
     </w:p>
     <w:p>
@@ -3498,12 +3742,14 @@
         </w:rPr>
         <w:t xml:space="preserve">(3) </w:t>
       </w:r>
+      <w:proofErr w:type="spellStart"/>
       <w:r>
         <w:rPr>
           <w:rFonts w:hint="eastAsia"/>
         </w:rPr>
         <w:t>변수명</w:t>
       </w:r>
+      <w:proofErr w:type="spellEnd"/>
       <w:r>
         <w:t xml:space="preserve"> 구체화: 지적해주신 전체</w:t>
       </w:r>
@@ -3679,12 +3925,21 @@
           <w:color w:val="EE0000"/>
         </w:rPr>
       </w:pPr>
+      <w:proofErr w:type="spellStart"/>
       <w:r>
         <w:rPr>
           <w:rFonts w:hint="eastAsia"/>
           <w:color w:val="EE0000"/>
         </w:rPr>
-        <w:t>심사자 #1, 심사내용</w:t>
+        <w:t>심사자</w:t>
+      </w:r>
+      <w:proofErr w:type="spellEnd"/>
+      <w:r>
+        <w:rPr>
+          <w:rFonts w:hint="eastAsia"/>
+          <w:color w:val="EE0000"/>
+        </w:rPr>
+        <w:t xml:space="preserve"> #1, 심사내용</w:t>
       </w:r>
       <w:r>
         <w:rPr>
@@ -3726,7 +3981,7 @@
           </w:tcPr>
           <w:p>
             <w:r>
-              <w:t>마지막으로 재무관리연구의 학술지 형식에 맞추어 논문을 편집하여 주시기 바랍 니다.</w:t>
+              <w:t>마지막으로 재무관리연구의 학술지 형식에 맞추어 논문을 편집하여 주시기 바랍니다.</w:t>
             </w:r>
           </w:p>
         </w:tc>
@@ -3887,6 +4142,7 @@
         <w:pStyle w:val="2"/>
         <w:spacing w:after="0" w:line="240" w:lineRule="auto"/>
       </w:pPr>
+      <w:proofErr w:type="spellStart"/>
       <w:r>
         <w:rPr>
           <w:rFonts w:hint="eastAsia"/>
@@ -3894,6 +4150,7 @@
         <w:lastRenderedPageBreak/>
         <w:t>심사자</w:t>
       </w:r>
+      <w:proofErr w:type="spellEnd"/>
       <w:r>
         <w:t xml:space="preserve"> #</w:t>
       </w:r>
@@ -3912,12 +4169,21 @@
           <w:color w:val="EE0000"/>
         </w:rPr>
       </w:pPr>
+      <w:proofErr w:type="spellStart"/>
       <w:r>
         <w:rPr>
           <w:rFonts w:hint="eastAsia"/>
           <w:color w:val="EE0000"/>
         </w:rPr>
-        <w:t>심사자 #</w:t>
+        <w:t>심사자</w:t>
+      </w:r>
+      <w:proofErr w:type="spellEnd"/>
+      <w:r>
+        <w:rPr>
+          <w:rFonts w:hint="eastAsia"/>
+          <w:color w:val="EE0000"/>
+        </w:rPr>
+        <w:t xml:space="preserve"> #</w:t>
       </w:r>
       <w:r>
         <w:rPr>
@@ -4012,7 +4278,15 @@
               <w:t xml:space="preserve"> 모형</w:t>
             </w:r>
             <w:r>
-              <w:t>(Random Forest, XGBoost 등)과 같은 폭넓은 기준선과의 비교가 함께 제시될 때 성과의</w:t>
+              <w:t xml:space="preserve">(Random Forest, </w:t>
+            </w:r>
+            <w:proofErr w:type="spellStart"/>
+            <w:r>
+              <w:t>XGBoost</w:t>
+            </w:r>
+            <w:proofErr w:type="spellEnd"/>
+            <w:r>
+              <w:t xml:space="preserve"> 등)과 같은 폭넓은 기준선과의 비교가 함께 제시될 때 성과의</w:t>
             </w:r>
             <w:r>
               <w:rPr>
@@ -4021,7 +4295,15 @@
               <w:t xml:space="preserve"> 학술적</w:t>
             </w:r>
             <w:r>
-              <w:t xml:space="preserve"> 의미가 더 명확해집니다. 특히 FX 는 랜덤워크가 강한 기준선으로 작동하는 경우가</w:t>
+              <w:t xml:space="preserve"> 의미가 더 </w:t>
+            </w:r>
+            <w:proofErr w:type="spellStart"/>
+            <w:r>
+              <w:t>명확해집니다</w:t>
+            </w:r>
+            <w:proofErr w:type="spellEnd"/>
+            <w:r>
+              <w:t>. 특히 FX 는 랜덤워크가 강한 기준선으로 작동하는 경우가</w:t>
             </w:r>
             <w:r>
               <w:rPr>
@@ -4248,11 +4530,19 @@
         <w:pStyle w:val="3"/>
         <w:spacing w:after="0" w:line="240" w:lineRule="auto"/>
       </w:pPr>
-      <w:r>
-        <w:rPr>
-          <w:rFonts w:hint="eastAsia"/>
-        </w:rPr>
-        <w:t>심사자 #</w:t>
+      <w:proofErr w:type="spellStart"/>
+      <w:r>
+        <w:rPr>
+          <w:rFonts w:hint="eastAsia"/>
+        </w:rPr>
+        <w:t>심사자</w:t>
+      </w:r>
+      <w:proofErr w:type="spellEnd"/>
+      <w:r>
+        <w:rPr>
+          <w:rFonts w:hint="eastAsia"/>
+        </w:rPr>
+        <w:t xml:space="preserve"> #</w:t>
       </w:r>
       <w:r>
         <w:rPr>
@@ -4303,12 +4593,28 @@
           <w:p>
             <w:bookmarkStart w:id="7" w:name="OLE_LINK16"/>
             <w:r>
-              <w:t xml:space="preserve">2. 학술적 기여점 명확화 </w:t>
+              <w:t xml:space="preserve">2. 학술적 </w:t>
+            </w:r>
+            <w:proofErr w:type="spellStart"/>
+            <w:r>
+              <w:t>기여점</w:t>
+            </w:r>
+            <w:proofErr w:type="spellEnd"/>
+            <w:r>
+              <w:t xml:space="preserve"> 명확화 </w:t>
             </w:r>
           </w:p>
           <w:p>
             <w:r>
-              <w:t xml:space="preserve">본 연구는 다양한 최신 기법(LLM, GDELT, SHAP 등)을 망라하고 있으나, 정가연 외(2024) 등 선행 연구와의 차별점이 희석되는 경향이 있습니다. 따라서 저자는 단순히 예측 대상이 다르다는 점만 강조하는 것 보다는, 환율 시장의 고유한 특성(거시 변수와 뉴스 민감도 등)에 비추어 볼 때 왜 이 방법론(LLM+GDELT)이 주식 시장 연구보다 더 적합하고 효과적인지를 실증적 또는 논리적으로 입증하여 차별성을 부각해야 합니다. </w:t>
+              <w:t xml:space="preserve">본 연구는 다양한 최신 기법(LLM, GDELT, SHAP 등)을 망라하고 있으나, </w:t>
+            </w:r>
+            <w:proofErr w:type="spellStart"/>
+            <w:r>
+              <w:t>정가연</w:t>
+            </w:r>
+            <w:proofErr w:type="spellEnd"/>
+            <w:r>
+              <w:t xml:space="preserve"> 외(2024) 등 선행 연구와의 차별점이 희석되는 경향이 있습니다. 따라서 저자는 단순히 예측 대상이 다르다는 점만 강조하는 것 보다는, 환율 시장의 고유한 특성(거시 변수와 뉴스 민감도 등)에 비추어 볼 때 왜 이 방법론(LLM+GDELT)이 주식 시장 연구보다 더 적합하고 효과적인지를 실증적 또는 논리적으로 입증하여 차별성을 부각해야 합니다. </w:t>
             </w:r>
           </w:p>
           <w:p>
@@ -4501,7 +4807,21 @@
         <w:rPr>
           <w:bCs/>
         </w:rPr>
-        <w:t xml:space="preserve"> 연구(정가연 외, 2024)와의 차별성:</w:t>
+        <w:t xml:space="preserve"> 연구(</w:t>
+      </w:r>
+      <w:proofErr w:type="spellStart"/>
+      <w:r>
+        <w:rPr>
+          <w:bCs/>
+        </w:rPr>
+        <w:t>정가연</w:t>
+      </w:r>
+      <w:proofErr w:type="spellEnd"/>
+      <w:r>
+        <w:rPr>
+          <w:bCs/>
+        </w:rPr>
+        <w:t xml:space="preserve"> 외, 2024)와의 차별성:</w:t>
       </w:r>
       <w:r>
         <w:rPr>
@@ -4803,11 +5123,19 @@
           <w:color w:val="FF0000"/>
         </w:rPr>
       </w:pPr>
-      <w:r>
-        <w:rPr>
-          <w:rFonts w:hint="eastAsia"/>
-        </w:rPr>
-        <w:t>심사자 #</w:t>
+      <w:proofErr w:type="spellStart"/>
+      <w:r>
+        <w:rPr>
+          <w:rFonts w:hint="eastAsia"/>
+        </w:rPr>
+        <w:t>심사자</w:t>
+      </w:r>
+      <w:proofErr w:type="spellEnd"/>
+      <w:r>
+        <w:rPr>
+          <w:rFonts w:hint="eastAsia"/>
+        </w:rPr>
+        <w:t xml:space="preserve"> #</w:t>
       </w:r>
       <w:r>
         <w:rPr>
@@ -4878,7 +5206,15 @@
               <w:t xml:space="preserve"> 다만</w:t>
             </w:r>
             <w:r>
-              <w:t xml:space="preserve"> 환율 예측에서는 (i) 뉴스/이벤트 변수가 언제 관측 가능한 정보로 간주되는지(게시 시각</w:t>
+              <w:t xml:space="preserve"> 환율 예측에서는 (</w:t>
+            </w:r>
+            <w:proofErr w:type="spellStart"/>
+            <w:r>
+              <w:t>i</w:t>
+            </w:r>
+            <w:proofErr w:type="spellEnd"/>
+            <w:r>
+              <w:t>) 뉴스/이벤트 변수가 언제 관측 가능한 정보로 간주되는지(게시 시각</w:t>
             </w:r>
             <w:r>
               <w:rPr>
@@ -4934,7 +5270,15 @@
               <w:t xml:space="preserve"> 시점</w:t>
             </w:r>
             <w:r>
-              <w:t xml:space="preserve"> 가정에 대한 간단한 민감도 점검(예: 컷오프 변화에 따른 결과 비교, 시간축 보존 평가</w:t>
+              <w:t xml:space="preserve"> 가정에 대한 간단한 민감도 점검(예: 컷오프 변화에 따른 결과 비교, </w:t>
+            </w:r>
+            <w:proofErr w:type="spellStart"/>
+            <w:r>
+              <w:t>시간축</w:t>
+            </w:r>
+            <w:proofErr w:type="spellEnd"/>
+            <w:r>
+              <w:t xml:space="preserve"> 보존 평가</w:t>
             </w:r>
             <w:r>
               <w:rPr>
@@ -5007,7 +5351,21 @@
         <w:rPr>
           <w:bCs/>
         </w:rPr>
-        <w:t xml:space="preserve"> 예측 모델의 신뢰성을 결정짓는 정보 누설 통제와 시점 정렬에 대해 매우 중요한 지적을 해주신 심사위원님께 감사드립니다.</w:t>
+        <w:t xml:space="preserve"> 예측 모델의 신뢰성을 결정짓는 정보 누설 통제와 시점 정렬에 대해 매우 중요한 지적을 </w:t>
+      </w:r>
+      <w:proofErr w:type="spellStart"/>
+      <w:r>
+        <w:rPr>
+          <w:bCs/>
+        </w:rPr>
+        <w:t>해주신</w:t>
+      </w:r>
+      <w:proofErr w:type="spellEnd"/>
+      <w:r>
+        <w:rPr>
+          <w:bCs/>
+        </w:rPr>
+        <w:t xml:space="preserve"> 심사위원님께 감사드립니다.</w:t>
       </w:r>
       <w:r>
         <w:rPr>
@@ -5156,7 +5514,21 @@
         <w:rPr>
           <w:bCs/>
         </w:rPr>
-        <w:t>본 연구의 모든 실험은 Day t의 정보로 Day t+1의 종가를 예측하도록 설계되었습니다. 데이터 전처리 단계에서 타겟 변수를 입력 변수 대비 1일 후행(1-day Lag/Shift) 시키는 과정을 의무화하였으며, 이를 통해 모델이 학습 단계에서 미래 시점의 환율 정보를 참조하는 것을 구조적으로 불가능하게 만들었습니다.</w:t>
+        <w:t xml:space="preserve">본 연구의 모든 실험은 Day t의 정보로 Day t+1의 종가를 예측하도록 설계되었습니다. 데이터 </w:t>
+      </w:r>
+      <w:proofErr w:type="spellStart"/>
+      <w:r>
+        <w:rPr>
+          <w:bCs/>
+        </w:rPr>
+        <w:t>전처리</w:t>
+      </w:r>
+      <w:proofErr w:type="spellEnd"/>
+      <w:r>
+        <w:rPr>
+          <w:bCs/>
+        </w:rPr>
+        <w:t xml:space="preserve"> 단계에서 타겟 변수를 입력 변수 대비 1일 후행(1-day Lag/Shift) 시키는 과정을 의무화하였으며, 이를 통해 모델이 학습 단계에서 미래 시점의 환율 정보를 참조하는 것을 구조적으로 불가능하게 만들었습니다.</w:t>
       </w:r>
     </w:p>
     <w:p>
@@ -5232,8 +5604,23 @@
         <w:rPr>
           <w:bCs/>
         </w:rPr>
-        <w:t xml:space="preserve">)에 포함되는 뉴스 및 이벤트 데이터의 수집 마감 시각(Cut-off)은 Day </w:t>
-      </w:r>
+        <w:t>)</w:t>
+      </w:r>
+      <w:proofErr w:type="spellStart"/>
+      <w:r>
+        <w:rPr>
+          <w:bCs/>
+        </w:rPr>
+        <w:t>에</w:t>
+      </w:r>
+      <w:proofErr w:type="spellEnd"/>
+      <w:r>
+        <w:rPr>
+          <w:bCs/>
+        </w:rPr>
+        <w:t xml:space="preserve"> 포함되는 뉴스 및 이벤트 데이터의 수집 마감 시각(Cut-off)은 Day </w:t>
+      </w:r>
+      <w:proofErr w:type="spellStart"/>
       <w:r>
         <w:rPr>
           <w:rFonts w:hint="eastAsia"/>
@@ -5241,6 +5628,7 @@
         </w:rPr>
         <w:t>t</w:t>
       </w:r>
+      <w:proofErr w:type="spellEnd"/>
       <w:r>
         <w:rPr>
           <w:bCs/>
@@ -5298,7 +5686,21 @@
         <w:rPr>
           <w:bCs/>
         </w:rPr>
-        <w:t xml:space="preserve">일 자정까지의 모든 뉴스를 반영하여, 실제 트레이더들이 익일 장 시작 전(09:00)에 수행하는 오버나이트 예측 시나리오를 가정하였습니다. 이는 정보 누설이 아니라, 글로벌 거시 정보의 반영을 위한 필수적인 데이터 </w:t>
+        <w:t xml:space="preserve">일 자정까지의 모든 뉴스를 반영하여, 실제 </w:t>
+      </w:r>
+      <w:proofErr w:type="spellStart"/>
+      <w:r>
+        <w:rPr>
+          <w:bCs/>
+        </w:rPr>
+        <w:t>트레이더들이</w:t>
+      </w:r>
+      <w:proofErr w:type="spellEnd"/>
+      <w:r>
+        <w:rPr>
+          <w:bCs/>
+        </w:rPr>
+        <w:t xml:space="preserve"> 익일 장 시작 전(09:00)에 수행하는 오버나이트 예측 시나리오를 가정하였습니다. 이는 정보 누설이 아니라, 글로벌 거시 정보의 반영을 위한 필수적인 데이터 </w:t>
       </w:r>
       <w:r>
         <w:rPr>
@@ -5340,7 +5742,23 @@
           <w:rFonts w:hint="eastAsia"/>
           <w:bCs/>
         </w:rPr>
-        <w:t xml:space="preserve"> 첫쨰로, </w:t>
+        <w:t xml:space="preserve"> </w:t>
+      </w:r>
+      <w:proofErr w:type="spellStart"/>
+      <w:r>
+        <w:rPr>
+          <w:rFonts w:hint="eastAsia"/>
+          <w:bCs/>
+        </w:rPr>
+        <w:t>첫쨰로</w:t>
+      </w:r>
+      <w:proofErr w:type="spellEnd"/>
+      <w:r>
+        <w:rPr>
+          <w:rFonts w:hint="eastAsia"/>
+          <w:bCs/>
+        </w:rPr>
+        <w:t xml:space="preserve">, </w:t>
       </w:r>
       <w:r>
         <w:rPr>
@@ -5411,7 +5829,21 @@
         <w:rPr>
           <w:bCs/>
         </w:rPr>
-        <w:t xml:space="preserve"> 데이터(Train)의 통계량만을 산출하여 적용하였으며, 테스트 데이터의 정보가 전처리 과정에 반영되는 것을 차단하였습니다.</w:t>
+        <w:t xml:space="preserve"> 데이터(Train)의 통계량만을 산출하여 적용하였으며, 테스트 데이터의 정보가 </w:t>
+      </w:r>
+      <w:proofErr w:type="spellStart"/>
+      <w:r>
+        <w:rPr>
+          <w:bCs/>
+        </w:rPr>
+        <w:t>전처리</w:t>
+      </w:r>
+      <w:proofErr w:type="spellEnd"/>
+      <w:r>
+        <w:rPr>
+          <w:bCs/>
+        </w:rPr>
+        <w:t xml:space="preserve"> 과정에 반영되는 것을 차단하였습니다.</w:t>
       </w:r>
     </w:p>
     <w:p>
@@ -5588,11 +6020,19 @@
           <w:color w:val="FF0000"/>
         </w:rPr>
       </w:pPr>
-      <w:r>
-        <w:rPr>
-          <w:rFonts w:hint="eastAsia"/>
-        </w:rPr>
-        <w:t>심사자 #</w:t>
+      <w:proofErr w:type="spellStart"/>
+      <w:r>
+        <w:rPr>
+          <w:rFonts w:hint="eastAsia"/>
+        </w:rPr>
+        <w:t>심사자</w:t>
+      </w:r>
+      <w:proofErr w:type="spellEnd"/>
+      <w:r>
+        <w:rPr>
+          <w:rFonts w:hint="eastAsia"/>
+        </w:rPr>
+        <w:t xml:space="preserve"> #</w:t>
       </w:r>
       <w:r>
         <w:rPr>
@@ -5671,7 +6111,15 @@
               <w:t xml:space="preserve"> 집중된</w:t>
             </w:r>
             <w:r>
-              <w:t xml:space="preserve"> 구간)의 특수성에 좌우되는지 판단하기 어렵고, 딥러닝은 초기화/학습 경로에 따른</w:t>
+              <w:t xml:space="preserve"> 구간)의 특수성에 좌우되는지 판단하기 어렵고, </w:t>
+            </w:r>
+            <w:proofErr w:type="spellStart"/>
+            <w:r>
+              <w:t>딥러닝은</w:t>
+            </w:r>
+            <w:proofErr w:type="spellEnd"/>
+            <w:r>
+              <w:t xml:space="preserve"> 초기화/학습 경로에 따른</w:t>
             </w:r>
             <w:r>
               <w:rPr>
@@ -5680,7 +6128,15 @@
               <w:t xml:space="preserve"> 변동이</w:t>
             </w:r>
             <w:r>
-              <w:t xml:space="preserve"> 존재할 수 있어 단일 시드 결과만으로는 불확실성이 남습니다.</w:t>
+              <w:t xml:space="preserve"> 존재할 수 있어 단일 </w:t>
+            </w:r>
+            <w:proofErr w:type="spellStart"/>
+            <w:r>
+              <w:t>시드</w:t>
+            </w:r>
+            <w:proofErr w:type="spellEnd"/>
+            <w:r>
+              <w:t xml:space="preserve"> 결과만으로는 불확실성이 남습니다.</w:t>
             </w:r>
           </w:p>
           <w:p>
@@ -5691,7 +6147,15 @@
               <w:t>따라서</w:t>
             </w:r>
             <w:r>
-              <w:t xml:space="preserve"> 시간축을 보존한 반복적 out-of-sample 평가(rolling/expanding), 복수 테스트</w:t>
+              <w:t xml:space="preserve"> </w:t>
+            </w:r>
+            <w:proofErr w:type="spellStart"/>
+            <w:r>
+              <w:t>시간축을</w:t>
+            </w:r>
+            <w:proofErr w:type="spellEnd"/>
+            <w:r>
+              <w:t xml:space="preserve"> 보존한 반복적 out-of-sample 평가(rolling/expanding), 복수 테스트</w:t>
             </w:r>
             <w:r>
               <w:rPr>
@@ -5700,7 +6164,15 @@
               <w:t xml:space="preserve"> 구간에서의</w:t>
             </w:r>
             <w:r>
-              <w:t xml:space="preserve"> 일관성 점검, 다중 시드 결과의 분포(평균과 변동성) 보고 등이 보완되면 결론의</w:t>
+              <w:t xml:space="preserve"> 일관성 점검, 다중 </w:t>
+            </w:r>
+            <w:proofErr w:type="spellStart"/>
+            <w:r>
+              <w:t>시드</w:t>
+            </w:r>
+            <w:proofErr w:type="spellEnd"/>
+            <w:r>
+              <w:t xml:space="preserve"> 결과의 분포(평균과 변동성) 보고 등이 보완되면 결론의</w:t>
             </w:r>
             <w:r>
               <w:rPr>
@@ -5772,7 +6244,21 @@
         <w:rPr>
           <w:bCs/>
         </w:rPr>
-        <w:t xml:space="preserve"> 성능의 일반화 가능성과 재현성 확보를 위해 중요한 제언을 해주신 심사위원님께 감사드립니다.</w:t>
+        <w:t xml:space="preserve"> 성능의 일반화 가능성과 재현성 확보를 위해 중요한 제언을 </w:t>
+      </w:r>
+      <w:proofErr w:type="spellStart"/>
+      <w:r>
+        <w:rPr>
+          <w:bCs/>
+        </w:rPr>
+        <w:t>해주신</w:t>
+      </w:r>
+      <w:proofErr w:type="spellEnd"/>
+      <w:r>
+        <w:rPr>
+          <w:bCs/>
+        </w:rPr>
+        <w:t xml:space="preserve"> 심사위원님께 감사드립니다.</w:t>
       </w:r>
       <w:r>
         <w:rPr>
@@ -5792,14 +6278,44 @@
         <w:rPr>
           <w:bCs/>
         </w:rPr>
-        <w:t xml:space="preserve"> 우려를 해소하기 위해 본 연구는 실험 설계 단계에서 다중 시드(Multi-seed) 평균화와 시계열 교차 검증(Time-Series CV)을 이미 적용하였으며, 이를 논문에 더욱 명확히 서술하여 일반화 가능성을 입증하였습니다.</w:t>
-      </w:r>
-      <w:r>
-        <w:rPr>
-          <w:rFonts w:hint="eastAsia"/>
-          <w:bCs/>
-        </w:rPr>
-        <w:t xml:space="preserve"> (다중 시드 평균화는 지난 재무관리학회 학술대회 발표때부터 적용했던 방식인데, 논문화 하는 과정에서 설명이 누락되어 추가하였습니다)</w:t>
+        <w:t xml:space="preserve"> 우려를 해소하기 위해 본 연구는 실험 설계 단계에서 다중 </w:t>
+      </w:r>
+      <w:proofErr w:type="spellStart"/>
+      <w:r>
+        <w:rPr>
+          <w:bCs/>
+        </w:rPr>
+        <w:t>시드</w:t>
+      </w:r>
+      <w:proofErr w:type="spellEnd"/>
+      <w:r>
+        <w:rPr>
+          <w:bCs/>
+        </w:rPr>
+        <w:t>(Multi-seed) 평균화와 시계열 교차 검증(Time-Series CV)을 이미 적용하였으며, 이를 논문에 더욱 명확히 서술하여 일반화 가능성을 입증하였습니다.</w:t>
+      </w:r>
+      <w:r>
+        <w:rPr>
+          <w:rFonts w:hint="eastAsia"/>
+          <w:bCs/>
+        </w:rPr>
+        <w:t xml:space="preserve"> (다중 </w:t>
+      </w:r>
+      <w:proofErr w:type="spellStart"/>
+      <w:r>
+        <w:rPr>
+          <w:rFonts w:hint="eastAsia"/>
+          <w:bCs/>
+        </w:rPr>
+        <w:t>시드</w:t>
+      </w:r>
+      <w:proofErr w:type="spellEnd"/>
+      <w:r>
+        <w:rPr>
+          <w:rFonts w:hint="eastAsia"/>
+          <w:bCs/>
+        </w:rPr>
+        <w:t xml:space="preserve"> 평균화는 지난 재무관리학회 학술대회 발표때부터 적용했던 방식인데, 논문화 하는 과정에서 설명이 누락되어 추가하였습니다)</w:t>
       </w:r>
     </w:p>
     <w:p>
@@ -5834,15 +6350,29 @@
         <w:rPr>
           <w:bCs/>
         </w:rPr>
-        <w:t xml:space="preserve"> 시드 적용을 통한 초기화 불확실성 제거:</w:t>
-      </w:r>
-      <w:r>
-        <w:rPr>
-          <w:rFonts w:hint="eastAsia"/>
-          <w:bCs/>
-        </w:rPr>
         <w:t xml:space="preserve"> </w:t>
       </w:r>
+      <w:proofErr w:type="spellStart"/>
+      <w:r>
+        <w:rPr>
+          <w:bCs/>
+        </w:rPr>
+        <w:t>시드</w:t>
+      </w:r>
+      <w:proofErr w:type="spellEnd"/>
+      <w:r>
+        <w:rPr>
+          <w:bCs/>
+        </w:rPr>
+        <w:t xml:space="preserve"> 적용을 통한 초기화 불확실성 제거:</w:t>
+      </w:r>
+      <w:r>
+        <w:rPr>
+          <w:rFonts w:hint="eastAsia"/>
+          <w:bCs/>
+        </w:rPr>
+        <w:t xml:space="preserve"> </w:t>
+      </w:r>
       <w:r>
         <w:rPr>
           <w:rFonts w:hint="eastAsia"/>
@@ -5854,7 +6384,63 @@
         <w:rPr>
           <w:bCs/>
         </w:rPr>
-        <w:t xml:space="preserve"> 지적대로 딥러닝 모델은 초기 가중치 설정에 민감할 수 있습니다. 이에 본 연구는 단일 시드 결과가 아닌, 서로 다른 3개의 난수 시드(42, 55, 68)를 적용하여 모델을 독립적으로 3회 학습시킨 후, 그 예측값의 앙상블(산술 평균) 결과를 최종 성능으로 보고하였습니다. 이는 초기화 경로에 따른 우연성을 배제하고 결과의 신뢰도를 확보하기 위함입니다.</w:t>
+        <w:t xml:space="preserve"> 지적대로 딥러닝 모델은 초기 가중치 설정에 민감할 수 있습니다. 이에 본 연구는 단일 </w:t>
+      </w:r>
+      <w:proofErr w:type="spellStart"/>
+      <w:r>
+        <w:rPr>
+          <w:bCs/>
+        </w:rPr>
+        <w:t>시드</w:t>
+      </w:r>
+      <w:proofErr w:type="spellEnd"/>
+      <w:r>
+        <w:rPr>
+          <w:bCs/>
+        </w:rPr>
+        <w:t xml:space="preserve"> 결과가 아닌, 서로 다른 3개의 난수 </w:t>
+      </w:r>
+      <w:proofErr w:type="spellStart"/>
+      <w:r>
+        <w:rPr>
+          <w:bCs/>
+        </w:rPr>
+        <w:t>시드</w:t>
+      </w:r>
+      <w:proofErr w:type="spellEnd"/>
+      <w:r>
+        <w:rPr>
+          <w:bCs/>
+        </w:rPr>
+        <w:t xml:space="preserve">(42, 55, 68)를 적용하여 모델을 독립적으로 3회 학습시킨 후, 그 </w:t>
+      </w:r>
+      <w:proofErr w:type="spellStart"/>
+      <w:r>
+        <w:rPr>
+          <w:bCs/>
+        </w:rPr>
+        <w:t>예측값의</w:t>
+      </w:r>
+      <w:proofErr w:type="spellEnd"/>
+      <w:r>
+        <w:rPr>
+          <w:bCs/>
+        </w:rPr>
+        <w:t xml:space="preserve"> 앙상블(산술 평균) 결과를 최종 성능으로 보고하였습니다. 이는 초기화 경로에 따른 우연성을 배제하고 결과의 신뢰도를 확보하기 </w:t>
+      </w:r>
+      <w:proofErr w:type="spellStart"/>
+      <w:r>
+        <w:rPr>
+          <w:bCs/>
+        </w:rPr>
+        <w:t>위함입니다</w:t>
+      </w:r>
+      <w:proofErr w:type="spellEnd"/>
+      <w:r>
+        <w:rPr>
+          <w:bCs/>
+        </w:rPr>
+        <w:t>.</w:t>
       </w:r>
     </w:p>
     <w:p>
@@ -5902,7 +6488,35 @@
         <w:rPr>
           <w:bCs/>
         </w:rPr>
-        <w:t xml:space="preserve"> 80/20 분할의 한계를 보완하기 위해, 모델의 하이퍼파라미터 튜닝 단계에서는 학습 데이터(80%) 내부에서 5-Fold Time-Series Cross-Validation (Walk-forward Validation)을 수행하였습니다. 이를 통해 특정 기간에 과적합(Overfitting)되지 않는 최적의 모델 구조를 도출하였으며, 최종 테스트(20%)는 완전히 독립된 미래 구간(Out-of-Sample)에서 수행되어 성능 평가의 공정성을 기</w:t>
+        <w:t xml:space="preserve"> 80/20 분할의 한계를 보완하기 위해, 모델의 </w:t>
+      </w:r>
+      <w:proofErr w:type="spellStart"/>
+      <w:r>
+        <w:rPr>
+          <w:bCs/>
+        </w:rPr>
+        <w:t>하이퍼파라미터</w:t>
+      </w:r>
+      <w:proofErr w:type="spellEnd"/>
+      <w:r>
+        <w:rPr>
+          <w:bCs/>
+        </w:rPr>
+        <w:t xml:space="preserve"> 튜닝 단계에서는 학습 데이터(80%) 내부에서 5-Fold Time-Series Cross-Validation (Walk-forward Validation)을 수행하였습니다. 이를 통해 특정 기간에 </w:t>
+      </w:r>
+      <w:proofErr w:type="spellStart"/>
+      <w:r>
+        <w:rPr>
+          <w:bCs/>
+        </w:rPr>
+        <w:t>과적합</w:t>
+      </w:r>
+      <w:proofErr w:type="spellEnd"/>
+      <w:r>
+        <w:rPr>
+          <w:bCs/>
+        </w:rPr>
+        <w:t>(Overfitting)되지 않는 최적의 모델 구조를 도출하였으며, 최종 테스트(20%)는 완전히 독립된 미래 구간(Out-of-Sample)에서 수행되어 성능 평가의 공정성을 기</w:t>
       </w:r>
       <w:r>
         <w:rPr>
@@ -5970,7 +6584,21 @@
         <w:rPr>
           <w:bCs/>
         </w:rPr>
-        <w:t xml:space="preserve"> 테스트 구간(마지막 20%)은 최근의 고금리 기조와 지정학적 리스크가 고조된 변동성 확대 구간을 포함하고 있습니다. 이러한 난이도 높은 구간에서의 안정적인 예측 성능은 제안 모델이 평온한 시기뿐만 아니라 위기 국면에서도 유효함을 시사합니다.</w:t>
+        <w:t xml:space="preserve"> 테스트 구간(마지막 20%)은 최근의 고금리 기조와 지정학적 리스크가 고조된 변동성 확대 구간을 포함하고 있습니다. 이러한 난이도 높은 구간에서의 안정적인 예측 성능은 제안 모델이 평온한 </w:t>
+      </w:r>
+      <w:proofErr w:type="spellStart"/>
+      <w:r>
+        <w:rPr>
+          <w:bCs/>
+        </w:rPr>
+        <w:t>시기뿐만</w:t>
+      </w:r>
+      <w:proofErr w:type="spellEnd"/>
+      <w:r>
+        <w:rPr>
+          <w:bCs/>
+        </w:rPr>
+        <w:t xml:space="preserve"> 아니라 위기 국면에서도 유효함을 시사합니다.</w:t>
       </w:r>
     </w:p>
     <w:p>
@@ -6134,11 +6762,19 @@
           <w:color w:val="FF0000"/>
         </w:rPr>
       </w:pPr>
-      <w:r>
-        <w:rPr>
-          <w:rFonts w:hint="eastAsia"/>
-        </w:rPr>
-        <w:t>심사자 #</w:t>
+      <w:proofErr w:type="spellStart"/>
+      <w:r>
+        <w:rPr>
+          <w:rFonts w:hint="eastAsia"/>
+        </w:rPr>
+        <w:t>심사자</w:t>
+      </w:r>
+      <w:proofErr w:type="spellEnd"/>
+      <w:r>
+        <w:rPr>
+          <w:rFonts w:hint="eastAsia"/>
+        </w:rPr>
+        <w:t xml:space="preserve"> #</w:t>
       </w:r>
       <w:r>
         <w:rPr>
@@ -6188,7 +6824,15 @@
           </w:tcPr>
           <w:p>
             <w:r>
-              <w:t>5. LLM 기반 감성/관련성 라벨링 절차의 재현성과 시점 적합성</w:t>
+              <w:t xml:space="preserve">5. LLM 기반 감성/관련성 </w:t>
+            </w:r>
+            <w:proofErr w:type="spellStart"/>
+            <w:r>
+              <w:t>라벨링</w:t>
+            </w:r>
+            <w:proofErr w:type="spellEnd"/>
+            <w:r>
+              <w:t xml:space="preserve"> 절차의 재현성과 시점 적합성</w:t>
             </w:r>
           </w:p>
           <w:p>
@@ -6211,7 +6855,15 @@
               <w:t xml:space="preserve"> 검증</w:t>
             </w:r>
             <w:r>
-              <w:t xml:space="preserve"> 결과를 제시하고 있으나, (i) 동일 조건에서 라벨이 얼마나 안정적으로 생성되는지(재현성),</w:t>
+              <w:t xml:space="preserve"> 결과를 제시하고 있으나, (</w:t>
+            </w:r>
+            <w:proofErr w:type="spellStart"/>
+            <w:r>
+              <w:t>i</w:t>
+            </w:r>
+            <w:proofErr w:type="spellEnd"/>
+            <w:r>
+              <w:t>) 동일 조건에서 라벨이 얼마나 안정적으로 생성되는지(재현성),</w:t>
             </w:r>
             <w:r>
               <w:rPr>
@@ -6321,7 +6973,21 @@
         <w:rPr>
           <w:bCs/>
         </w:rPr>
-        <w:t xml:space="preserve"> 연구의 핵심 설명변수인 감성 지표의 신뢰도와 생성 절차의 투명성을 확보하기 위해 필수적인 지적을 해주신 심사위원님께 깊이 감사드립니다.</w:t>
+        <w:t xml:space="preserve"> 연구의 핵심 설명변수인 감성 지표의 신뢰도와 생성 절차의 투명성을 확보하기 위해 필수적인 지적을 </w:t>
+      </w:r>
+      <w:proofErr w:type="spellStart"/>
+      <w:r>
+        <w:rPr>
+          <w:bCs/>
+        </w:rPr>
+        <w:t>해주신</w:t>
+      </w:r>
+      <w:proofErr w:type="spellEnd"/>
+      <w:r>
+        <w:rPr>
+          <w:bCs/>
+        </w:rPr>
+        <w:t xml:space="preserve"> 심사위원님께 깊이 감사드립니다.</w:t>
       </w:r>
       <w:r>
         <w:rPr>
@@ -6341,7 +7007,21 @@
         <w:rPr>
           <w:bCs/>
         </w:rPr>
-        <w:t xml:space="preserve"> 우려를 해소하기 위해, 저자들은 LLM 라벨링 과정에서의 </w:t>
+        <w:t xml:space="preserve"> 우려를 해소하기 위해, 저자들은 LLM </w:t>
+      </w:r>
+      <w:proofErr w:type="spellStart"/>
+      <w:r>
+        <w:rPr>
+          <w:bCs/>
+        </w:rPr>
+        <w:t>라벨링</w:t>
+      </w:r>
+      <w:proofErr w:type="spellEnd"/>
+      <w:r>
+        <w:rPr>
+          <w:bCs/>
+        </w:rPr>
+        <w:t xml:space="preserve"> 과정에서의 </w:t>
       </w:r>
       <w:r>
         <w:rPr>
@@ -6385,11 +7065,19 @@
         </w:rPr>
         <w:t>”</w:t>
       </w:r>
-      <w:r>
-        <w:rPr>
-          <w:bCs/>
-        </w:rPr>
-        <w:t>를 논문에 상세히 보강하였습니다.</w:t>
+      <w:proofErr w:type="spellStart"/>
+      <w:r>
+        <w:rPr>
+          <w:bCs/>
+        </w:rPr>
+        <w:t>를</w:t>
+      </w:r>
+      <w:proofErr w:type="spellEnd"/>
+      <w:r>
+        <w:rPr>
+          <w:bCs/>
+        </w:rPr>
+        <w:t xml:space="preserve"> 논문에 상세히 보강하였습니다.</w:t>
       </w:r>
     </w:p>
     <w:p>
@@ -6519,11 +7207,19 @@
         </w:rPr>
         <w:t>”</w:t>
       </w:r>
-      <w:r>
-        <w:rPr>
-          <w:bCs/>
-        </w:rPr>
-        <w:t>으로 엄격히 제한하였습니다. 기사의 발행 날짜, 당시의 환율 등락 여부 등 사후 정보(Posterior Information)는 프롬프트에 일절 포함하지 않아, LLM이 오직 텍스트 내용만으로 감성을 판단하도록 설계하였습니다.</w:t>
+      <w:proofErr w:type="spellStart"/>
+      <w:r>
+        <w:rPr>
+          <w:bCs/>
+        </w:rPr>
+        <w:t>으로</w:t>
+      </w:r>
+      <w:proofErr w:type="spellEnd"/>
+      <w:r>
+        <w:rPr>
+          <w:bCs/>
+        </w:rPr>
+        <w:t xml:space="preserve"> 엄격히 제한하였습니다. 기사의 발행 날짜, 당시의 환율 등락 여부 등 사후 정보(Posterior Information)는 프롬프트에 일절 포함하지 않아, LLM이 오직 텍스트 내용만으로 감성을 판단하도록 설계하였습니다.</w:t>
       </w:r>
     </w:p>
     <w:p>
@@ -6571,7 +7267,21 @@
         <w:rPr>
           <w:bCs/>
         </w:rPr>
-        <w:t>또한, 무작위 추출한 100건의 기사에 대해 인간 전문가(금융 전공자)가 라벨링한 결과와 LLM의 결과를 비교한 결과, 약 89%의 일치율을 보였음을 기술하여 지표의 신뢰성을 입증하였습니다.</w:t>
+        <w:t xml:space="preserve">또한, 무작위 추출한 100건의 기사에 대해 인간 전문가(금융 전공자)가 </w:t>
+      </w:r>
+      <w:proofErr w:type="spellStart"/>
+      <w:r>
+        <w:rPr>
+          <w:bCs/>
+        </w:rPr>
+        <w:t>라벨링한</w:t>
+      </w:r>
+      <w:proofErr w:type="spellEnd"/>
+      <w:r>
+        <w:rPr>
+          <w:bCs/>
+        </w:rPr>
+        <w:t xml:space="preserve"> 결과와 LLM의 결과를 비교한 결과, 약 89%의 일치율을 보였음을 기술하여 지표의 신뢰성을 입증하였습니다.</w:t>
       </w:r>
     </w:p>
     <w:p>
@@ -6734,12 +7444,20 @@
           <w:color w:val="FF0000"/>
         </w:rPr>
       </w:pPr>
+      <w:proofErr w:type="spellStart"/>
       <w:r>
         <w:rPr>
           <w:rFonts w:hint="eastAsia"/>
         </w:rPr>
         <w:lastRenderedPageBreak/>
-        <w:t>심사자 #</w:t>
+        <w:t>심사자</w:t>
+      </w:r>
+      <w:proofErr w:type="spellEnd"/>
+      <w:r>
+        <w:rPr>
+          <w:rFonts w:hint="eastAsia"/>
+        </w:rPr>
+        <w:t xml:space="preserve"> #</w:t>
       </w:r>
       <w:r>
         <w:rPr>
@@ -6805,7 +7523,15 @@
               <w:t>초록에서</w:t>
             </w:r>
             <w:r>
-              <w:t xml:space="preserve"> “2024 년 데이터를 대상으로”라고 서술하나, 본문 데이터 절에서는</w:t>
+              <w:t xml:space="preserve"> “2024 년 데이터를 대상으로”</w:t>
+            </w:r>
+            <w:proofErr w:type="spellStart"/>
+            <w:r>
+              <w:t>라고</w:t>
+            </w:r>
+            <w:proofErr w:type="spellEnd"/>
+            <w:r>
+              <w:t xml:space="preserve"> 서술하나, 본문 데이터 절에서는</w:t>
             </w:r>
           </w:p>
           <w:p>
@@ -6831,12 +7557,14 @@
             </w:r>
           </w:p>
           <w:p>
+            <w:proofErr w:type="spellStart"/>
             <w:r>
               <w:rPr>
                 <w:rFonts w:hint="eastAsia"/>
               </w:rPr>
               <w:t>요약”이라고</w:t>
             </w:r>
+            <w:proofErr w:type="spellEnd"/>
             <w:r>
               <w:t xml:space="preserve"> 서술되어 번호 혼선이 있습니다. 또한 &lt;표 3&gt; 설명이 중복되는 부분이 있어</w:t>
             </w:r>
@@ -6955,7 +7683,23 @@
           </w:p>
           <w:p>
             <w:r>
-              <w:t>SSRN/arXiv 등 비동료심사(preprint) 비중이 상대적으로 높아 보입니다. 핵심 주장과 직접 연결</w:t>
+              <w:t>SSRN/</w:t>
+            </w:r>
+            <w:proofErr w:type="spellStart"/>
+            <w:r>
+              <w:t>arXiv</w:t>
+            </w:r>
+            <w:proofErr w:type="spellEnd"/>
+            <w:r>
+              <w:t xml:space="preserve"> 등 </w:t>
+            </w:r>
+            <w:proofErr w:type="spellStart"/>
+            <w:r>
+              <w:t>비동료심사</w:t>
+            </w:r>
+            <w:proofErr w:type="spellEnd"/>
+            <w:r>
+              <w:t>(preprint) 비중이 상대적으로 높아 보입니다. 핵심 주장과 직접 연결</w:t>
             </w:r>
           </w:p>
           <w:p>
@@ -6966,7 +7710,15 @@
               <w:t>되는</w:t>
             </w:r>
             <w:r>
-              <w:t xml:space="preserve"> 근거는 가능한 범위에서 동료심사 저널 중심으로 보강하고, 참고문헌 서지 형식(저널명/</w:t>
+              <w:t xml:space="preserve"> 근거는 가능한 범위에서 동료심사 저널 중심으로 보강하고, 참고문헌 서지 형식(</w:t>
+            </w:r>
+            <w:proofErr w:type="spellStart"/>
+            <w:r>
+              <w:t>저널명</w:t>
+            </w:r>
+            <w:proofErr w:type="spellEnd"/>
+            <w:r>
+              <w:t>/</w:t>
             </w:r>
           </w:p>
           <w:p>
@@ -7101,7 +7853,21 @@
         <w:rPr>
           <w:bCs/>
         </w:rPr>
-        <w:t xml:space="preserve"> 기간 통일: 초록에 오기재되었던 </w:t>
+        <w:t xml:space="preserve"> 기간 통일: 초록에 </w:t>
+      </w:r>
+      <w:proofErr w:type="spellStart"/>
+      <w:r>
+        <w:rPr>
+          <w:bCs/>
+        </w:rPr>
+        <w:t>오기재되었던</w:t>
+      </w:r>
+      <w:proofErr w:type="spellEnd"/>
+      <w:r>
+        <w:rPr>
+          <w:bCs/>
+        </w:rPr>
+        <w:t xml:space="preserve"> </w:t>
       </w:r>
       <w:r>
         <w:rPr>
@@ -7121,11 +7887,19 @@
         </w:rPr>
         <w:t>”</w:t>
       </w:r>
-      <w:r>
-        <w:rPr>
-          <w:bCs/>
-        </w:rPr>
-        <w:t xml:space="preserve">를 본문과 동일하게 </w:t>
+      <w:proofErr w:type="spellStart"/>
+      <w:r>
+        <w:rPr>
+          <w:bCs/>
+        </w:rPr>
+        <w:t>를</w:t>
+      </w:r>
+      <w:proofErr w:type="spellEnd"/>
+      <w:r>
+        <w:rPr>
+          <w:bCs/>
+        </w:rPr>
+        <w:t xml:space="preserve"> 본문과 동일하게 </w:t>
       </w:r>
       <w:r>
         <w:rPr>
@@ -7291,7 +8065,21 @@
         <w:rPr>
           <w:bCs/>
         </w:rPr>
-        <w:t xml:space="preserve">&gt;)와 기술통계량 표(&lt;표 </w:t>
+        <w:t xml:space="preserve">&gt;)와 </w:t>
+      </w:r>
+      <w:proofErr w:type="spellStart"/>
+      <w:r>
+        <w:rPr>
+          <w:bCs/>
+        </w:rPr>
+        <w:t>기술통계량</w:t>
+      </w:r>
+      <w:proofErr w:type="spellEnd"/>
+      <w:r>
+        <w:rPr>
+          <w:bCs/>
+        </w:rPr>
+        <w:t xml:space="preserve"> 표(&lt;표 </w:t>
       </w:r>
       <w:r>
         <w:rPr>
@@ -7323,7 +8111,35 @@
         <w:rPr>
           <w:bCs/>
         </w:rPr>
-        <w:t>를 명시하는 컬럼을 추가하였습니다. 또한, SHAP 분석 해석 시에는 입력 변수가 RobustScaler로 정규화되었음을 감안하여 해석해야 함을 본문에 주석으로 명시하였습니다.</w:t>
+        <w:t xml:space="preserve">를 명시하는 컬럼을 추가하였습니다. 또한, SHAP 분석 해석 시에는 입력 변수가 </w:t>
+      </w:r>
+      <w:proofErr w:type="spellStart"/>
+      <w:r>
+        <w:rPr>
+          <w:bCs/>
+        </w:rPr>
+        <w:t>RobustScaler</w:t>
+      </w:r>
+      <w:proofErr w:type="spellEnd"/>
+      <w:r>
+        <w:rPr>
+          <w:bCs/>
+        </w:rPr>
+        <w:t xml:space="preserve">로 </w:t>
+      </w:r>
+      <w:proofErr w:type="spellStart"/>
+      <w:r>
+        <w:rPr>
+          <w:bCs/>
+        </w:rPr>
+        <w:t>정규화되었음을</w:t>
+      </w:r>
+      <w:proofErr w:type="spellEnd"/>
+      <w:r>
+        <w:rPr>
+          <w:bCs/>
+        </w:rPr>
+        <w:t xml:space="preserve"> 감안하여 해석해야 함을 본문에 주석으로 명시하였습니다.</w:t>
       </w:r>
     </w:p>
     <w:p>
@@ -7372,7 +8188,23 @@
           <w:rFonts w:hint="eastAsia"/>
           <w:bCs/>
         </w:rPr>
-        <w:t>, Baseline은 변수의 경우 Macro 변수와로 모델의 경우는 비교 모형으로, Robustness는 강건성</w:t>
+        <w:t xml:space="preserve">, Baseline은 변수의 경우 Macro </w:t>
+      </w:r>
+      <w:proofErr w:type="spellStart"/>
+      <w:r>
+        <w:rPr>
+          <w:rFonts w:hint="eastAsia"/>
+          <w:bCs/>
+        </w:rPr>
+        <w:t>변수와로</w:t>
+      </w:r>
+      <w:proofErr w:type="spellEnd"/>
+      <w:r>
+        <w:rPr>
+          <w:rFonts w:hint="eastAsia"/>
+          <w:bCs/>
+        </w:rPr>
+        <w:t xml:space="preserve"> 모델의 경우는 비교 모형으로, Robustness는 강건성</w:t>
       </w:r>
       <w:r>
         <w:rPr>
@@ -7420,7 +8252,21 @@
         <w:rPr>
           <w:bCs/>
         </w:rPr>
-        <w:t xml:space="preserve"> 보강 및 형식 통일: 인용된 문헌 중 Preprint(arXiv, SSRN) 상태였던 논문들을 최신 동료심사 저널</w:t>
+        <w:t xml:space="preserve"> 보강 및 형식 통일: 인용된 문헌 중 Preprint(</w:t>
+      </w:r>
+      <w:proofErr w:type="spellStart"/>
+      <w:r>
+        <w:rPr>
+          <w:bCs/>
+        </w:rPr>
+        <w:t>arXiv</w:t>
+      </w:r>
+      <w:proofErr w:type="spellEnd"/>
+      <w:r>
+        <w:rPr>
+          <w:bCs/>
+        </w:rPr>
+        <w:t>, SSRN) 상태였던 논문들을 최신 동료심사 저널</w:t>
       </w:r>
       <w:r>
         <w:rPr>
@@ -7514,8 +8360,13 @@
             <w:pPr>
               <w:pStyle w:val="affffb"/>
             </w:pPr>
-            <w:r>
-              <w:t>Nasiopoulos et al.(2025)</w:t>
+            <w:proofErr w:type="spellStart"/>
+            <w:r>
+              <w:t>Nasiopoulos</w:t>
+            </w:r>
+            <w:proofErr w:type="spellEnd"/>
+            <w:r>
+              <w:t xml:space="preserve"> et al.(2025)</w:t>
             </w:r>
           </w:p>
           <w:p>
@@ -7595,7 +8446,15 @@
               <w:pStyle w:val="affffb"/>
             </w:pPr>
             <w:r>
-              <w:t>이상헌, &amp; 최건호. (2023). 축약된 Relative Nelson-Siegel 모형과 딥러닝 기법을 이용한 원달러 환율의 변화율 예측. </w:t>
+              <w:t xml:space="preserve">이상헌, &amp; 최건호. (2023). 축약된 Relative Nelson-Siegel 모형과 딥러닝 기법을 이용한 </w:t>
+            </w:r>
+            <w:proofErr w:type="spellStart"/>
+            <w:r>
+              <w:t>원달러</w:t>
+            </w:r>
+            <w:proofErr w:type="spellEnd"/>
+            <w:r>
+              <w:t xml:space="preserve"> 환율의 변화율 예측. </w:t>
             </w:r>
             <w:r>
               <w:rPr>
@@ -7652,21 +8511,33 @@
             <w:pPr>
               <w:pStyle w:val="affffb"/>
               <w:rPr>
+                <w:bCs/>
+              </w:rPr>
+            </w:pPr>
+            <w:r>
+              <w:sym w:font="Wingdings" w:char="F0E0"/>
+            </w:r>
+            <w:r>
+              <w:rPr>
                 <w:rFonts w:hint="eastAsia"/>
-                <w:bCs/>
-              </w:rPr>
-            </w:pPr>
-            <w:r>
-              <w:sym w:font="Wingdings" w:char="F0E0"/>
-            </w:r>
-            <w:r>
-              <w:rPr>
-                <w:rFonts w:hint="eastAsia"/>
               </w:rPr>
               <w:t xml:space="preserve"> </w:t>
             </w:r>
-            <w:r>
-              <w:t>Abouzaid, O., &amp; Boussedra, F. (2025). Artificial intelligence and exchange rate forecasting: assessing predictive accuracy and macroeconomic sensitivity. </w:t>
+            <w:proofErr w:type="spellStart"/>
+            <w:r>
+              <w:t>Abouzaid</w:t>
+            </w:r>
+            <w:proofErr w:type="spellEnd"/>
+            <w:r>
+              <w:t xml:space="preserve">, O., &amp; </w:t>
+            </w:r>
+            <w:proofErr w:type="spellStart"/>
+            <w:r>
+              <w:t>Boussedra</w:t>
+            </w:r>
+            <w:proofErr w:type="spellEnd"/>
+            <w:r>
+              <w:t>, F. (2025). Artificial intelligence and exchange rate forecasting: assessing predictive accuracy and macroeconomic sensitivity. </w:t>
             </w:r>
             <w:r>
               <w:rPr>
@@ -7703,7 +8574,6 @@
         </w:pBdr>
         <w:spacing w:after="0" w:line="240" w:lineRule="auto"/>
         <w:rPr>
-          <w:rFonts w:hint="eastAsia"/>
           <w:bCs/>
         </w:rPr>
       </w:pPr>
@@ -7797,9 +8667,6 @@
           <w:p>
             <w:pPr>
               <w:pStyle w:val="affffb"/>
-              <w:rPr>
-                <w:rFonts w:hint="eastAsia"/>
-              </w:rPr>
             </w:pPr>
           </w:p>
         </w:tc>
